--- a/docs/T6/plan_capacitacion/Plan_de_Capacitación[1].docx
+++ b/docs/T6/plan_capacitacion/Plan_de_Capacitación[1].docx
@@ -34,12 +34,25 @@
     </w:p>
     <w:p>
       <w:r>
-        <w:t>Este documento presenta el Plan de Capacitación para el personal médico del sistema de información Health Connection, una plataforma diseñada para facilitar la gestión integral de la atención en centros de salud.</w:t>
-      </w:r>
-    </w:p>
-    <w:p>
-      <w:r>
-        <w:t>El objetivo principal de esta capacitación es enseñar a los médicos el uso adecuado de las funcionalidades disponibles en su perfil, con énfasis en la gestión de horarios de atención médica, la consulta de citas asignadas y, si está habilitado, el acceso al historial clínico de los pacientes.</w:t>
+        <w:t>El objetivo principal de est</w:t>
+      </w:r>
+      <w:r>
+        <w:t xml:space="preserve">e documento </w:t>
+      </w:r>
+      <w:r>
+        <w:t>es enseñar a</w:t>
+      </w:r>
+      <w:r>
+        <w:t xml:space="preserve"> todos</w:t>
+      </w:r>
+      <w:r>
+        <w:t xml:space="preserve"> los </w:t>
+      </w:r>
+      <w:r>
+        <w:t>usuarios</w:t>
+      </w:r>
+      <w:r>
+        <w:t xml:space="preserve"> el uso adecuado de las funcionalidades disponibles en su perfil, con énfasis en la gestión de horarios de atención médica, la consulta de citas asignadas y, si está habilitado, el acceso al historial clínico de los pacientes.</w:t>
       </w:r>
     </w:p>
     <w:p>
@@ -311,7 +324,6 @@
           <w:b/>
           <w:bCs/>
         </w:rPr>
-        <w:lastRenderedPageBreak/>
         <w:tab/>
         <w:t>2.3 Cronograma</w:t>
       </w:r>
@@ -1050,7 +1062,6 @@
           </w:tcPr>
           <w:p>
             <w:r>
-              <w:lastRenderedPageBreak/>
               <w:t>8</w:t>
             </w:r>
           </w:p>
@@ -1116,6 +1127,7 @@
           </w:tcPr>
           <w:p>
             <w:r>
+              <w:lastRenderedPageBreak/>
               <w:t>9</w:t>
             </w:r>
           </w:p>
@@ -1626,7 +1638,6 @@
           <w:b/>
           <w:bCs/>
         </w:rPr>
-        <w:lastRenderedPageBreak/>
         <w:t>Feedback inmediato</w:t>
       </w:r>
       <w:r>
@@ -1652,6 +1663,7 @@
           <w:b/>
           <w:bCs/>
         </w:rPr>
+        <w:lastRenderedPageBreak/>
         <w:t xml:space="preserve">1.5 </w:t>
       </w:r>
       <w:r>
@@ -2202,7 +2214,6 @@
           </w:tcPr>
           <w:p>
             <w:r>
-              <w:lastRenderedPageBreak/>
               <w:t>5</w:t>
             </w:r>
           </w:p>
@@ -2268,6 +2279,7 @@
           </w:tcPr>
           <w:p>
             <w:r>
+              <w:lastRenderedPageBreak/>
               <w:t>6</w:t>
             </w:r>
           </w:p>
@@ -2844,7 +2856,6 @@
     </w:tbl>
     <w:p>
       <w:r>
-        <w:lastRenderedPageBreak/>
         <w:pict w14:anchorId="2DAD4025">
           <v:rect id="_x0000_i1031" style="width:0;height:1.5pt" o:hralign="center" o:hrstd="t" o:hr="t" fillcolor="#a0a0a0" stroked="f"/>
         </w:pict>
@@ -2902,6 +2913,7 @@
           <w:b/>
           <w:bCs/>
         </w:rPr>
+        <w:lastRenderedPageBreak/>
         <w:t>Simulación de casos administrativos</w:t>
       </w:r>
       <w:r>
@@ -3537,6 +3549,7 @@
           </w:tcPr>
           <w:p>
             <w:r>
+              <w:lastRenderedPageBreak/>
               <w:t>5</w:t>
             </w:r>
           </w:p>
@@ -4107,6 +4120,7 @@
         </w:numPr>
       </w:pPr>
       <w:r>
+        <w:lastRenderedPageBreak/>
         <w:t>Calendario médico activado y editable.</w:t>
       </w:r>
     </w:p>
